--- a/chapter1/Contributor_Invitation.docx
+++ b/chapter1/Contributor_Invitation.docx
@@ -146,7 +146,7 @@
         <w:t>Design of Rotating Electrical Machines</w:t>
       </w:r>
       <w:r>
-        <w:t>. Its thesis is that high-speed design runs the other way round from conventional practice: the mechanical and rotordynamic limits fix the rotor first, the converter fixes the admissible pole number, and the electromagnetic design is fitted into the space that remains. Twelve chapters in four parts follow that order, and two machines, a two-pole gearless compressor drive and the six-pole 120 kW, 30 000 r/min traction machine of the EU Voltcar project, are carried through every chapter. The attached table of contents describes the whole book, and Chapter 1 is attached as written.</w:t>
+        <w:t>. Its thesis is that high-speed design runs the other way round from conventional practice: the mechanical and rotordynamic limits fix the rotor first, the converter fixes the admissible pole number, and the electromagnetic design is fitted into the space that remains. Thirteen chapters in four parts follow that order, and two machines, a two-pole gearless compressor drive and the six-pole 120 kW, 30 000 r/min traction machine of the EU Voltcar project, are carried through every chapter. The attached table of contents describes the whole book, and Chapter 1 is attached as written.</w:t>
       </w:r>
     </w:p>
     <w:p>
@@ -351,7 +351,7 @@
               <w:rPr>
                 <w:sz w:val="19"/>
               </w:rPr>
-              <w:t xml:space="preserve">. Wiley-IEEE Press, at proposal stage. Authors [Canseven, Petrov and Pyrhönen]. Twelve chapters in four parts, about 450 pages, written as the companion to </w:t>
+              <w:t xml:space="preserve">. Wiley-IEEE Press, at proposal stage. Authors [Canseven, Petrov and Pyrhönen]. Thirteen chapters in four parts, about 450 pages, written as the companion to </w:t>
             </w:r>
             <w:r>
               <w:rPr>
@@ -810,7 +810,7 @@
         <w:jc w:val="both"/>
       </w:pPr>
       <w:r>
-        <w:t>Budget: Chapter 4, 38 pages and 26 figures, of which about 28 pages and 20 figures are the group's; Chapter 5, 30 pages and 20 figures; Chapter 6, 32 pages and 20 figures, of which about 22 pages and 14 figures are the group's. Chapter owner [Ilya Petrov]. First drafts of Part II are due at month 11 after contract. We would like to know which members of the group will write, so that they can be named as contributors from the proposal onwards.</w:t>
+        <w:t>Budget: Chapter 4, 36 pages and 24 figures, of which about 27 pages and 18 figures are the group's; Chapter 5, 30 pages and 20 figures; Chapter 6, 30 pages and 20 figures, of which about 21 pages and 14 figures are the group's. Chapter owner [Ilya Petrov]. First drafts of Part II are due at month 11 after contract. We would like to know which members of the group will write, so that they can be named as contributors from the proposal onwards.</w:t>
       </w:r>
     </w:p>
     <w:p>
@@ -826,7 +826,7 @@
         <w:jc w:val="both"/>
       </w:pPr>
       <w:r>
-        <w:t>Chapter 9, Losses, cooling and the thermal budget at kilohertz frequencies, is the chapter in which the assumptions of the earlier book fail most visibly: loss models fitted below 400 Hz do not extrapolate to 2 kHz. We would like you to lead the loss half of that chapter and to act as its scientific lead: 9.1, loss separation above 1 kHz; 9.2, the soft magnetic materials as design choices, thin-gauge silicon iron, cobalt iron, amorphous and composite materials; 9.3, the manufacturing effects that degrade them; and 9.4, measurement and model fitting for high-frequency operation. The rotor-loss sections are written by Ilya Petrov, the windage section by Juha Saari and the thermal-network section by Janne Nerg. Two supporting sections elsewhere would also be yours: 8.6, the AC resistance factor evaluated by finite-element analysis against the analytical models, and 5.7, the electromagnetic force harmonics that excite structural vibration and noise, jointly with Jussi Sopanen's group.</w:t>
+        <w:t>Chapter 9, Core, rotor and aerodynamic losses at high speed, is the chapter in which the assumptions of the earlier book fail most visibly: loss models fitted below 400 Hz do not extrapolate to 2 kHz. We would like you to lead it: 9.1, loss separation above 1 kHz; 9.2, the soft magnetic materials as design choices, thin-gauge silicon iron, cobalt iron, amorphous and composite materials; 9.3, the manufacturing effects that degrade them, which at high frequency are a design quantity and not a tolerance; and 9.4, measurement and model fitting for high-frequency operation. Ilya Petrov writes the rotor-loss sections 9.5 to 9.7 and Juha Saari the aerodynamic and windage losses of 9.8. Three supporting sections elsewhere would also be yours: 8.6, the AC resistance factor evaluated by finite-element analysis against the analytical models; 5.7, the electromagnetic force harmonics that excite structural vibration and noise, jointly with Jussi Sopanen's group; and 10.8, magnet temperature and demagnetisation margin, which is the binding constraint of the thermal chapter that follows yours.</w:t>
       </w:r>
     </w:p>
     <w:p>
@@ -834,7 +834,7 @@
         <w:jc w:val="both"/>
       </w:pPr>
       <w:r>
-        <w:t>Budget: about 18 pages and 12 figures of Chapter 9's 44 pages and 28 figures; about 4 pages in Chapter 8 and 3 pages in Chapter 5. Chapter owner [Hüseyin Canseven]. First drafts: section 5.7 with Part II at month 11 after contract; Chapters 8 and 9 with Part III at month 15.</w:t>
+        <w:t>Budget: about 16 pages and 10 figures of Chapter 9's 30 pages and 20 figures; about 4 pages in Chapter 8, 3 pages in Chapter 5 and 3 pages in Chapter 10. Chapter owner [Hüseyin Canseven]. First drafts: section 5.7 with Part II at month 11 after contract; Chapters 8, 9 and 10 with Part III at month 16.</w:t>
       </w:r>
     </w:p>
     <w:p>
@@ -850,7 +850,7 @@
         <w:jc w:val="both"/>
       </w:pPr>
       <w:r>
-        <w:t>Three places, all on the industrial side of the book. In Chapter 2, Applications and system architectures, the gearless industrial units: the direct-drive transition in industry, centrifugal compressors, aeration blowers, ORC and turbo-expander generators, subsea and hermetic process machines, and the architecture-selection logic of total cost of ownership against specific power (sections 2.1 to 2.3 and 2.8). In Chapter 9, section 9.8, the aerodynamic and windage losses, from Couette flow through Taylor vortices to turbulence, with the friction correlations, roughness and end effects, and low-density-gas operation; the correlations the field still cites come from your doctoral work, and we would like them presented by their author. In Chapter 11, the industrial case studies, the gearless compressor drive that serves as the industrial running machine through the whole book, carried from specification to measured performance (11.1), and the qualification against API 617, API 541, IEC 60034-25, ISO 21940 and ISO 20816 (11.5).</w:t>
+        <w:t>Four places, all on the industrial side of the book. In Chapter 2, Applications and system architectures, the gearless industrial units: the direct-drive transition in industry, centrifugal compressors, aeration blowers, ORC and turbo-expander generators, subsea and hermetic process machines, and the architecture-selection logic of total cost of ownership against specific power (sections 2.1 to 2.3 and 2.8). In Chapter 9, section 9.8, the aerodynamic and windage losses, from Couette flow through Taylor vortices to turbulence, with the friction correlations, roughness and end effects, and low-density-gas operation; the correlations the field still cites come from your doctoral work, and we would like them presented by their author. In Chapter 10, section 10.5, the convection in the same air gap at high Taylor and axial Reynolds numbers, so that the gap's two roles, as a loss source and as a heat path, are derived from one flow model instead of two disconnected ones; this pairing is a small piece of new material and it is yours to make. In Chapter 12, the industrial case studies, the gearless compressor drive that serves as the industrial running machine through the whole book, carried from specification to measured performance (12.1), and the qualification against API 617, API 541, IEC 60034-25, ISO 21940 and ISO 20816 (12.5).</w:t>
       </w:r>
     </w:p>
     <w:p>
@@ -866,7 +866,31 @@
         <w:jc w:val="both"/>
       </w:pPr>
       <w:r>
-        <w:t>Budget: about 14 pages and 6 figures in Chapter 2, 6 pages and 4 figures in Chapter 9, and 14 pages and 10 figures in Chapter 11. Chapter owners [Juha Pyrhönen for Chapters 2 and 11; Hüseyin Canseven for Chapter 9]. First drafts: Chapter 2 at month 6 after contract, Chapter 9 at month 15, Chapter 11 at month 20.</w:t>
+        <w:t>Budget: about 14 pages and 6 figures in Chapter 2, 6 pages and 4 figures in Chapter 9, 3 pages and 2 figures in Chapter 10, and 14 pages and 10 figures in Chapter 12. Chapter owners [Juha Pyrhönen for Chapters 2 and 12; Hüseyin Canseven for Chapters 9 and 10]. First drafts: Chapter 2 at month 6 after contract, Chapters 9 and 10 at month 16, Chapter 12 at month 20.</w:t>
+      </w:r>
+    </w:p>
+    <w:p>
+      <w:pPr>
+        <w:pStyle w:val="Heading3"/>
+      </w:pPr>
+      <w:r>
+        <w:t>Janne Nerg</w:t>
+      </w:r>
+    </w:p>
+    <w:p>
+      <w:pPr>
+        <w:jc w:val="both"/>
+      </w:pPr>
+      <w:r>
+        <w:t>Chapter 10, Thermal management and cooling architectures, is a chapter we have just added to the plan, and we would like you to lead it. The thermal problem inverts at high speed: the loss density rises while the surface that must reject it shrinks, and the rotor, which in a conventional machine is the easy side, sits behind a retaining sleeve that is a structural necessity and a thermal insulator. Yours would be 10.1 to 10.4, why the thermal problem inverts, the heat paths and thermal resistances with the air gap treated as a heat source rather than a resistance, the stator cooling architectures from water jackets through in-slot to direct winding cooling with the loss density each can sustain, and rotor cooling including the hollow shaft and the sleeve as a thermal barrier; 10.6, lumped-parameter thermal networks with their contact resistances and calibration, and the point at which conjugate heat transfer becomes necessary; 10.7, transient behaviour under overload and drive cycles, which is how mobile machines are actually rated; 10.9, thermal measurement and validation on a rotating rotor; and 10.10, the thermal design of the two running machines, jointly with us. Juha Saari writes 10.5, air-gap convection, from the same flow model that produces the windage loss of section 9.8, and Anouar Belahcen 10.8, magnet temperature and demagnetisation margin.</w:t>
+      </w:r>
+    </w:p>
+    <w:p>
+      <w:pPr>
+        <w:jc w:val="both"/>
+      </w:pPr>
+      <w:r>
+        <w:t>Budget: about 21 pages and 13 figures of the chapter's 28 pages and 18 figures. Chapter owner [Hüseyin Canseven]; the loss chapter that feeds this one is led by Anouar Belahcen. First draft with Part III at month 16 after contract.</w:t>
       </w:r>
     </w:p>
     <w:p>
@@ -882,7 +906,7 @@
         <w:jc w:val="both"/>
       </w:pPr>
       <w:r>
-        <w:t>Chapter 10, The drive: converter interface and control at high fundamental frequency, is the chapter the book's argument rests on: the converter is presented throughout as the gatekeeper that decides which region of the design space a machine can reach at all. We would like you to lead it: 10.1, modulation ratio and synchronous PWM; 10.3, silicon, SiC and GaN devices compared on switching-loss economics; 10.4, DC-link voltage, du/dt and output filters; 10.5, insulation under fast switching, including partial-discharge inception and Type II insulation systems; 10.6, bearing currents and their mitigation; 10.7, converter integration and EMC; and 10.11, the co-design of the two running machines with their converters, jointly with us. Lassi Aarniovuori writes 10.2 on current harmonics and rotor heating, and [Marko Hinkkanen / Olli Pyrhönen] the control sections 10.8 to 10.10.</w:t>
+        <w:t>Chapter 11, The drive: converter interface and control at high fundamental frequency, is the chapter the book's argument rests on: the converter is presented throughout as the gatekeeper that decides which region of the design space a machine can reach at all. We would like you to lead it: 11.1, modulation ratio and synchronous PWM; 11.3, silicon, SiC and GaN devices compared on switching-loss economics; 11.4, DC-link voltage, du/dt and output filters; 11.5, insulation under fast switching, including partial-discharge inception and Type II insulation systems; 11.6, bearing currents and their mitigation; 11.7, converter integration and EMC; and 11.11, the co-design of the two running machines with their converters, jointly with us. Lassi Aarniovuori writes 11.2 on current harmonics and rotor heating, and [Marko Hinkkanen / Olli Pyrhönen] the control sections 11.8 to 11.10.</w:t>
       </w:r>
     </w:p>
     <w:p>
@@ -890,7 +914,7 @@
         <w:jc w:val="both"/>
       </w:pPr>
       <w:r>
-        <w:t>Budget: about 26 pages and 18 figures of the chapter's 42 pages and 28 figures. Chapter owner [Hüseyin Canseven]. First draft with Part IV at month 20 after contract. The chapter is cited from Chapter 7 onwards, however, so we would ask for one thing earlier: by month 12, a section outline and the converter capability limits, that is, which pulse ratio is reachable with which device family at which fundamental frequency, so that the pole-number selection of Chapter 7 can be written against them.</w:t>
+        <w:t>Budget: about 25 pages and 17 figures of the chapter's 40 pages and 26 figures. Chapter owner [Hüseyin Canseven]. First draft with Part IV at month 20 after contract. The chapter is cited from Chapter 7 onwards, however, so we would ask for one thing earlier: by month 12, a section outline and the converter capability limits, that is, which pulse ratio is reachable with which device family at which fundamental frequency, so that the pole-number selection of Chapter 7 can be written against them.</w:t>
       </w:r>
     </w:p>
     <w:p>
@@ -906,7 +930,7 @@
         <w:jc w:val="both"/>
       </w:pPr>
       <w:r>
-        <w:t>Two sections that both turn on measurement. Section 10.2, current harmonics and rotor heating: why converter harmonics matter more at high speed, because they are deposited in a rotor that the air gap thermally isolates, with the measured harmonic losses of converter-fed machines. Section 11.4, the test rig, instrumentation and loss segregation at high speed, where the electrical methods fail and calorimetric ones must take over; we would like this written in enough detail that a reader can reproduce the method.</w:t>
+        <w:t>Two sections that both turn on measurement. Section 11.2, current harmonics and rotor heating: why converter harmonics matter more at high speed, because they are deposited in a rotor that the air gap and the retaining sleeve thermally isolate, with the measured harmonic losses of converter-fed machines; the section is settled against the rotor thermal path of Chapter 10. Section 12.4, the test rig, instrumentation and loss segregation at high speed, where the electrical methods fail and calorimetric ones must take over; we would like this written in enough detail that a reader can reproduce the method.</w:t>
       </w:r>
     </w:p>
     <w:p>
@@ -914,31 +938,7 @@
         <w:jc w:val="both"/>
       </w:pPr>
       <w:r>
-        <w:t>Budget: about 5 pages and 3 figures in Chapter 10, and 6 pages and 5 figures in Chapter 11. Chapter owners [Hüseyin Canseven for Chapter 10; Juha Pyrhönen for Chapter 11]. First drafts with Part IV at month 20 after contract.</w:t>
-      </w:r>
-    </w:p>
-    <w:p>
-      <w:pPr>
-        <w:pStyle w:val="Heading3"/>
-      </w:pPr>
-      <w:r>
-        <w:t>Janne Nerg</w:t>
-      </w:r>
-    </w:p>
-    <w:p>
-      <w:pPr>
-        <w:jc w:val="both"/>
-      </w:pPr>
-      <w:r>
-        <w:t>Section 9.9, cooling architectures and thermal networks: water jackets, in-slot and direct winding cooling, rotor and hollow-shaft cooling, and lumped-parameter thermal networks built with the air gap as a heat source rather than a passive resistance; and, jointly with us, 9.10, magnet temperature and the loss budget of the two running machines, which is where the chapter's models meet the two designs.</w:t>
-      </w:r>
-    </w:p>
-    <w:p>
-      <w:pPr>
-        <w:jc w:val="both"/>
-      </w:pPr>
-      <w:r>
-        <w:t>Budget: about 8 pages and 5 figures. Chapter owner [Hüseyin Canseven]; the loss sections of the chapter are led by Anouar Belahcen. First draft with Part III at month 15 after contract.</w:t>
+        <w:t>Budget: about 5 pages and 3 figures in Chapter 11, and 6 pages and 5 figures in Chapter 12. Chapter owners [Hüseyin Canseven for Chapter 11; Juha Pyrhönen for Chapter 12]. First drafts with Part IV at month 20 after contract.</w:t>
       </w:r>
     </w:p>
     <w:p>
@@ -954,7 +954,7 @@
         <w:jc w:val="both"/>
       </w:pPr>
       <w:r>
-        <w:t>The control half of Chapter 10: what changes when the pulse ratio falls to ten or below. Section 10.8, current regulation, overmodulation and six-step operation at low pulse ratios; 10.9, position sensing and sensorless operation at kilohertz fundamental frequency; and 10.10, run-up through critical speeds, field weakening and protection. The converter half of the chapter is led by Pasi Peltoniemi.</w:t>
+        <w:t>The control half of Chapter 11: what changes when the pulse ratio falls to ten or below. Section 11.8, current regulation, overmodulation and six-step operation at low pulse ratios; 11.9, position sensing and sensorless operation at kilohertz fundamental frequency; and 11.10, run-up through critical speeds, field weakening and protection. The converter half of the chapter is led by Pasi Peltoniemi.</w:t>
       </w:r>
     </w:p>
     <w:p>
@@ -962,7 +962,7 @@
         <w:jc w:val="both"/>
       </w:pPr>
       <w:r>
-        <w:t>Budget: about 11 pages and 7 figures. Chapter owner [Hüseyin Canseven]. First draft with Part IV at month 20 after contract.</w:t>
+        <w:t>Budget: about 10 pages and 7 figures. Chapter owner [Hüseyin Canseven]. First draft with Part IV at month 20 after contract.</w:t>
       </w:r>
     </w:p>
     <w:p>
@@ -986,7 +986,7 @@
         <w:jc w:val="both"/>
       </w:pPr>
       <w:r>
-        <w:t>Budget: about 10 pages and 6 figures. Chapter owner [Ilya Petrov]. First draft with Part II at month 11 after contract.</w:t>
+        <w:t>Budget: about 9 pages and 6 figures. Chapter owner [Ilya Petrov]. First draft with Part II at month 11 after contract.</w:t>
       </w:r>
     </w:p>
     <w:p>
@@ -1002,7 +1002,7 @@
         <w:jc w:val="both"/>
       </w:pPr>
       <w:r>
-        <w:t>Section 12.2, a high-specific-power aerospace generator, as the case that shows the extreme of the mass-limited paradigm and the qualification culture of the aerospace industry: the specification, the design decisions that differ from those of the traction machine in 12.1, and the test and qualification programme. Measured data would make the section; a design study with representative numbers is acceptable if data cannot be released.</w:t>
+        <w:t>Section 13.2, a high-specific-power aerospace generator, as the case that shows the extreme of the mass-limited paradigm and the qualification culture of the aerospace industry: the specification, the design decisions that differ from those of the traction machine in 13.1, and the test and qualification programme. Measured data would make the section; a design study with representative numbers is acceptable if data cannot be released.</w:t>
       </w:r>
     </w:p>
     <w:p>
@@ -1236,6 +1236,14 @@
       </w:pPr>
       <w:r>
         <w:t>Phone calls made to Jussi Sopanen (who writes) and Juha Saari (data clearance) before their mails go.</w:t>
+      </w:r>
+    </w:p>
+    <w:p>
+      <w:pPr>
+        <w:pStyle w:val="ListBullet"/>
+      </w:pPr>
+      <w:r>
+        <w:t>Janne Nerg's invitation is now a chapter lead rather than one section; it should go early, because Chapter 10 is the newest part of the plan and the proposal names him as its lead.</w:t>
       </w:r>
     </w:p>
     <w:p>

--- a/chapter1/Contributor_Invitation.docx
+++ b/chapter1/Contributor_Invitation.docx
@@ -22,6 +22,55 @@
       </w:r>
       <w:r>
         <w:t xml:space="preserve"> — draft for discussion at the core-author meeting</w:t>
+      </w:r>
+    </w:p>
+    <w:p>
+      <w:pPr>
+        <w:jc w:val="both"/>
+      </w:pPr>
+      <w:r>
+        <w:t xml:space="preserve">&gt; </w:t>
+      </w:r>
+      <w:r>
+        <w:rPr>
+          <w:b/>
+        </w:rPr>
+        <w:t>This is the long form, for later.</w:t>
+      </w:r>
+      <w:r>
+        <w:t xml:space="preserve"> First contact is made with the short emails in</w:t>
+      </w:r>
+    </w:p>
+    <w:p>
+      <w:pPr>
+        <w:jc w:val="both"/>
+      </w:pPr>
+      <w:r>
+        <w:t>&gt; `Invitation_Emails.md`, which describe the invitee's part in a paragraph and attach</w:t>
+      </w:r>
+    </w:p>
+    <w:p>
+      <w:pPr>
+        <w:jc w:val="both"/>
+      </w:pPr>
+      <w:r>
+        <w:t>&gt; nothing but the draft letter of support. Chapter 1 and the annotated table of contents</w:t>
+      </w:r>
+    </w:p>
+    <w:p>
+      <w:pPr>
+        <w:jc w:val="both"/>
+      </w:pPr>
+      <w:r>
+        <w:t>&gt; are not being circulated yet. Use the templates below once the publisher has approved</w:t>
+      </w:r>
+    </w:p>
+    <w:p>
+      <w:pPr>
+        <w:jc w:val="both"/>
+      </w:pPr>
+      <w:r>
+        <w:t>&gt; and the detailed scope is being settled with each contributor.</w:t>
       </w:r>
     </w:p>
     <w:p>

--- a/chapter1/Contributor_Invitation.docx
+++ b/chapter1/Contributor_Invitation.docx
@@ -1096,7 +1096,7 @@
         <w:jc w:val="both"/>
       </w:pPr>
       <w:r>
-        <w:t>To: [Becky Cowan], Wiley-IEEE Press</w:t>
+        <w:t>To: The Editors, Wiley-IEEE Press</w:t>
       </w:r>
     </w:p>
     <w:p>
@@ -1121,7 +1121,7 @@
         <w:jc w:val="both"/>
       </w:pPr>
       <w:r>
-        <w:t>Dear [Ms Cowan],</w:t>
+        <w:t>Dear Editors,</w:t>
       </w:r>
     </w:p>
     <w:p>

--- a/chapter1/Contributor_Invitation.docx
+++ b/chapter1/Contributor_Invitation.docx
@@ -851,7 +851,7 @@
         <w:jc w:val="both"/>
       </w:pPr>
       <w:r>
-        <w:t>You already know the plan and have supported it, for which we are grateful; this mail formalises what we discussed. Part II of the book, the three chapters on the constraints that bind first, is the part that no competing title has, and it is yours. Chapter 4, Rotor mechanical design and magnet retention: centrifugal stress in solid, hollow and laminated rotors, carbon-fibre and metallic sleeves, interference fits and thermal growth, fatigue life, overspeed margin and burst containment, and rotor assembly (sections 4.1, 4.3 to 4.5, 4.7 and 4.8), with Ilya Petrov writing the magnet-material and IPM-bridge sections (4.2 and 4.6). Chapter 5, Rotordynamics and vibration, in full: rigid and flexible rotor behaviour, critical speeds, Campbell diagrams and gyroscopic effects, supercritical operation, high-speed balancing, bearing stiffness and damping as rotordynamic inputs, damping strategies for passing through resonance, and vibration and noise, the last (5.7) jointly with Anouar Belahcen on the electromagnetic excitation. Chapter 6, Bearings, lubrication and seals for high-speed rotors: the bearing question at high speed, fluid-film, air-foil and active magnetic bearings, bearing friction losses in the loss budget, and the damage mechanisms of wear, fretting and bearing currents (6.1, 6.3 to 6.6 and 6.8), while an industrial bearing application specialist covers the lubrication regimes, life and seals (part of 6.2, and 6.7). We would value your help in identifying that specialist.</w:t>
+        <w:t>You already know the plan and have supported it, for which we are grateful; this mail formalises what we discussed. Part II of the book, the three chapters on the constraints that bind first, is the part that no competing title has, and it is yours. Chapter 4, Rotor mechanical design and magnet retention: centrifugal stress in solid, hollow and laminated rotors, carbon-fibre and metallic sleeves, interference fits and thermal growth, fatigue life, overspeed margin and burst containment, and rotor assembly (sections 4.1, 4.3 to 4.5, 4.7 and 4.8), with Ilya Petrov writing the magnet-material and IPM-bridge sections (4.2 and 4.6). Chapter 5, Rotordynamics and vibration, in full: rigid and flexible rotor behaviour, critical speeds, Campbell diagrams and gyroscopic effects, supercritical operation, high-speed balancing, bearing stiffness and damping as rotordynamic inputs, damping strategies for passing through resonance, and vibration and noise, the last (5.7) jointly with Anouar Belahcen on the electromagnetic excitation. Chapter 6, Bearings, lubrication and seals for high-speed rotors: the bearing question at high speed, fluid-film, air-foil and active magnetic bearings, bearing friction losses in the loss budget, and the damage mechanisms of wear, fretting and bearing currents (6.1, 6.3 to 6.6 and 6.8), while an industrial bearing application specialist covers the lubrication regimes, life and seals (part of 6.2, and 6.7). We are not asking you to write all of this yourself: please build the team as you see fit, from your group and from your wider network, and we will treat whomever you name as a contributor on the same terms as everyone else.</w:t>
       </w:r>
     </w:p>
     <w:p>

--- a/chapter1/Contributor_Invitation.docx
+++ b/chapter1/Contributor_Invitation.docx
@@ -955,7 +955,7 @@
         <w:jc w:val="both"/>
       </w:pPr>
       <w:r>
-        <w:t>Chapter 11, The drive: converter interface and control at high fundamental frequency, is the chapter the book's argument rests on: the converter is presented throughout as the gatekeeper that decides which region of the design space a machine can reach at all. We would like you to lead it: 11.1, modulation ratio and synchronous PWM; 11.3, silicon, SiC and GaN devices compared on switching-loss economics; 11.4, DC-link voltage, du/dt and output filters; 11.5, insulation under fast switching, including partial-discharge inception and Type II insulation systems; 11.6, bearing currents and their mitigation; 11.7, converter integration and EMC; and 11.11, the co-design of the two running machines with their converters, jointly with us. Lassi Aarniovuori writes 11.2 on current harmonics and rotor heating, and [Marko Hinkkanen / Olli Pyrhönen] the control sections 11.8 to 11.10.</w:t>
+        <w:t>Chapter 11, The drive: converter interface and control at high fundamental frequency, is the chapter the book's argument rests on: the converter is presented throughout as the gatekeeper that decides which region of the design space a machine can reach at all. We would like you to write its converter sections: 11.1, modulation ratio and synchronous PWM; 11.3, silicon, SiC and GaN devices compared on switching-loss economics; 11.4, DC-link voltage, du/dt and output filters; 11.5, insulation under fast switching, including partial-discharge inception and Type II insulation systems; 11.6, bearing currents and their mitigation; 11.7, converter integration and EMC; and 11.11, the co-design of the two running machines with their converters, jointly with us. Lassi Aarniovuori writes 11.2 on current harmonics and rotor heating, and [Marko Hinkkanen / Olli Pyrhönen] the control sections 11.8 to 11.10.</w:t>
       </w:r>
     </w:p>
     <w:p>

--- a/chapter1/Contributor_Invitation.docx
+++ b/chapter1/Contributor_Invitation.docx
@@ -955,7 +955,7 @@
         <w:jc w:val="both"/>
       </w:pPr>
       <w:r>
-        <w:t>Chapter 11, The drive: converter interface and control at high fundamental frequency, is the chapter the book's argument rests on: the converter is presented throughout as the gatekeeper that decides which region of the design space a machine can reach at all. We would like you to write its converter sections: 11.1, modulation ratio and synchronous PWM; 11.3, silicon, SiC and GaN devices compared on switching-loss economics; 11.4, DC-link voltage, du/dt and output filters; 11.5, insulation under fast switching, including partial-discharge inception and Type II insulation systems; 11.6, bearing currents and their mitigation; 11.7, converter integration and EMC; and 11.11, the co-design of the two running machines with their converters, jointly with us. Lassi Aarniovuori writes 11.2 on current harmonics and rotor heating, and [Marko Hinkkanen / Olli Pyrhönen] the control sections 11.8 to 11.10.</w:t>
+        <w:t>Chapter 11, The drive: converter interface and control at high fundamental frequency, is the chapter the book's argument rests on: the converter is presented throughout as the gatekeeper that decides which region of the design space a machine can reach at all. We would like you to lead it, writing the converter sections yourself: 11.1, modulation ratio and synchronous PWM; 11.3, silicon, SiC and GaN devices compared on switching-loss economics; 11.4, DC-link voltage, du/dt and output filters; 11.5, insulation under fast switching, including partial-discharge inception and Type II insulation systems; 11.6, bearing currents and their mitigation; 11.7, converter integration and EMC; and 11.11, the co-design of the two running machines with their converters, jointly with us. Lassi Aarniovuori writes 11.2 on current harmonics and rotor heating, and [Marko Hinkkanen / Olli Pyrhönen] the control sections 11.8 to 11.10.</w:t>
       </w:r>
     </w:p>
     <w:p>

--- a/chapter1/Contributor_Invitation.docx
+++ b/chapter1/Contributor_Invitation.docx
@@ -899,7 +899,7 @@
         <w:jc w:val="both"/>
       </w:pPr>
       <w:r>
-        <w:t>Four places, all on the industrial side of the book. In Chapter 2, Applications and system architectures, the gearless industrial units: the direct-drive transition in industry, centrifugal compressors, aeration blowers, ORC and turbo-expander generators, subsea and hermetic process machines, and the architecture-selection logic of total cost of ownership against specific power (sections 2.1 to 2.3 and 2.8). In Chapter 9, section 9.8, the aerodynamic and windage losses, from Couette flow through Taylor vortices to turbulence, with the friction correlations, roughness and end effects, and low-density-gas operation; the correlations the field still cites come from your doctoral work, and we would like them presented by their author. In Chapter 10, section 10.5, the convection in the same air gap at high Taylor and axial Reynolds numbers, so that the gap's two roles, as a loss source and as a heat path, are derived from one flow model instead of two disconnected ones; this pairing is a small piece of new material and it is yours to make. In Chapter 12, the industrial case studies, the gearless compressor drive that serves as the industrial running machine through the whole book, carried from specification to measured performance (12.1), and the qualification against API 617, API 541, IEC 60034-25, ISO 21940 and ISO 20816 (12.5).</w:t>
+        <w:t>Four places, all on the industrial side of the book. In Chapter 2, Applications and system architectures, the gearless industrial units: the direct-drive transition in industry, centrifugal compressors, aeration blowers, ORC and turbo-expander generators, subsea and hermetic process machines, and the architecture-selection logic of total cost of ownership against specific power (sections 2.1, 2.3, 2.4 and 2.9; §2.2, the aerodynamic case for the speed, goes to the turbomachinery contributors). In Chapter 9, section 9.8, the aerodynamic and windage losses, from Couette flow through Taylor vortices to turbulence, with the friction correlations, roughness and end effects, and low-density-gas operation; the correlations the field still cites come from your doctoral work, and we would like them presented by their author. Section 10.5 treats the convection in that same air gap at high Taylor and axial Reynolds numbers, so that the gap's two roles, as a loss source and as a heat path, are derived from one flow model instead of two disconnected ones; that section is being written with the turbomachinery contributors, and we would like your correlations to be the machine-side anchor for it. In Chapter 12, the industrial case studies, the gearless compressor drive that serves as the industrial running machine through the whole book, carried from specification to measured performance (12.1), and the qualification against API 617, API 541, IEC 60034-25, ISO 21940 and ISO 20816 (12.5).</w:t>
       </w:r>
     </w:p>
     <w:p>

--- a/chapter1/Contributor_Invitation.docx
+++ b/chapter1/Contributor_Invitation.docx
@@ -899,7 +899,7 @@
         <w:jc w:val="both"/>
       </w:pPr>
       <w:r>
-        <w:t>Four places, all on the industrial side of the book. In Chapter 2, Applications and system architectures, the gearless industrial units: the direct-drive transition in industry, centrifugal compressors, aeration blowers, ORC and turbo-expander generators, subsea and hermetic process machines, and the architecture-selection logic of total cost of ownership against specific power (sections 2.1, 2.3, 2.4 and 2.9; §2.2, the aerodynamic case for the speed, goes to the turbomachinery contributors). In Chapter 9, section 9.8, the aerodynamic and windage losses, from Couette flow through Taylor vortices to turbulence, with the friction correlations, roughness and end effects, and low-density-gas operation; the correlations the field still cites come from your doctoral work, and we would like them presented by their author. Section 10.5 treats the convection in that same air gap at high Taylor and axial Reynolds numbers, so that the gap's two roles, as a loss source and as a heat path, are derived from one flow model instead of two disconnected ones; that section is being written with the turbomachinery contributors, and we would like your correlations to be the machine-side anchor for it. In Chapter 12, the industrial case studies, the gearless compressor drive that serves as the industrial running machine through the whole book, carried from specification to measured performance (12.1), and the qualification against API 617, API 541, IEC 60034-25, ISO 21940 and ISO 20816 (12.5).</w:t>
+        <w:t>Four places, all on the industrial side of the book. In Chapter 2, Applications and system architectures, the gearless industrial units: the direct-drive transition in industry, centrifugal compressors, aeration blowers, ORC and turbo-expander generators, subsea and hermetic process machines, and the architecture-selection logic of total cost of ownership against specific power (sections 2.1, 2.3, 2.4 and 2.9; §2.2, the aerodynamic case for the speed, goes to the turbomachinery contributors). In Chapter 9, section 9.8, the aerodynamic and windage losses, from Couette flow through Taylor vortices to turbulence, with the friction correlations, roughness and end effects, and low-density-gas operation; the correlations the field still cites come from your doctoral work, and we would like them presented by their author. Section 10.5 treats the convection in that same air gap at high Taylor and axial Reynolds numbers, so that the gap's two roles, as a loss source and as a heat path, are derived from one flow model instead of two disconnected ones; that section is being written with the turbomachinery contributors, and we would like your correlations to be the machine-side anchor for it. In Chapter 12, the industrial case studies, the gearless compressor drive that serves as the industrial running machine through the whole book, carried from specification to measured performance (12.1). The qualification against the standards, in §12.5, is being written by an industrial contributor from a machine manufacturer, and we would welcome your comments on it.</w:t>
       </w:r>
     </w:p>
     <w:p>

--- a/chapter1/Contributor_Invitation.docx
+++ b/chapter1/Contributor_Invitation.docx
@@ -931,7 +931,7 @@
         <w:jc w:val="both"/>
       </w:pPr>
       <w:r>
-        <w:t>Chapter 10, Thermal management and cooling architectures, is a chapter we have just added to the plan, and we would like you to lead it. The thermal problem inverts at high speed: the loss density rises while the surface that must reject it shrinks, and the rotor, which in a conventional machine is the easy side, sits behind a retaining sleeve that is a structural necessity and a thermal insulator. Yours would be 10.1 to 10.4, why the thermal problem inverts, the heat paths and thermal resistances with the air gap treated as a heat source rather than a resistance, the stator cooling architectures from water jackets through in-slot to direct winding cooling with the loss density each can sustain, and rotor cooling including the hollow shaft and the sleeve as a thermal barrier; 10.6, lumped-parameter thermal networks with their contact resistances and calibration, and the point at which conjugate heat transfer becomes necessary; 10.7, transient behaviour under overload and drive cycles, which is how mobile machines are actually rated; 10.9, thermal measurement and validation on a rotating rotor; and 10.10, the thermal design of the two running machines, jointly with us. Juha Saari writes 10.5, air-gap convection, from the same flow model that produces the windage loss of section 9.8, and Anouar Belahcen 10.8, magnet temperature and demagnetisation margin.</w:t>
+        <w:t>Chapter 10, Thermal management and cooling architectures, is a chapter we have just added to the plan, and we would like you to lead it. The thermal problem inverts at high speed: the loss density rises while the surface that must reject it shrinks, and the rotor, which in a conventional machine is the easy side, sits behind a retaining sleeve that is a structural necessity and a thermal insulator. Yours would be 10.1 to 10.4, why the thermal problem inverts, the heat paths and thermal resistances with the air gap treated as a heat source rather than a resistance, the stator cooling architectures from water jackets through in-slot to direct winding cooling with the loss density each can sustain, and rotor cooling including the hollow shaft and the sleeve as a thermal barrier; 10.6, lumped-parameter thermal networks with their contact resistances and calibration, and the point at which conjugate heat transfer becomes necessary; 10.7, transient behaviour under overload and drive cycles, which is how mobile machines are actually rated; 10.9, thermal measurement and validation on a rotating rotor; and 10.10, the thermal design of the two running machines, jointly with us. Section 10.5, air-gap convection, is written by the turbomachinery contributors from the same flow model that produces the windage loss of section 9.8, with Juha Saari as the machine-side anchor, and Anouar Belahcen writes 10.8, magnet temperature and demagnetisation margin.</w:t>
       </w:r>
     </w:p>
     <w:p>

--- a/chapter1/Contributor_Invitation.docx
+++ b/chapter1/Contributor_Invitation.docx
@@ -923,6 +923,30 @@
         <w:pStyle w:val="Heading3"/>
       </w:pPr>
       <w:r>
+        <w:t>Rafal Wrobel</w:t>
+      </w:r>
+    </w:p>
+    <w:p>
+      <w:pPr>
+        <w:jc w:val="both"/>
+      </w:pPr>
+      <w:r>
+        <w:t>Chapter 10, Thermal management and cooling architectures, treats the cooling architecture as a sizing variable rather than as something applied after the electromagnetic design is finished, which is the same inversion the whole book argues for. We would like you to write that part of it: 10.2, the heat paths and thermal resistances with the air gap treated as a heat source rather than a resistance; 10.3, stator cooling as a set of design choices, water jackets, in-slot cooling, direct winding cooling and end-winding spray, each with the loss density it can actually sustain and what it costs in manufacturability; and 10.4, rotor cooling, the hollow shaft, the air-gap flow used as a coolant, and the retaining sleeve that has to hold the magnets and conduct heat at once.</w:t>
+      </w:r>
+    </w:p>
+    <w:p>
+      <w:pPr>
+        <w:jc w:val="both"/>
+      </w:pPr>
+      <w:r>
+        <w:t>Budget: about 11 pages and 7 figures of the chapter's 28 pages and 18 figures. Chapter owner [Hüseyin Canseven]; J. Nerg writes the thermal networks and transients, A. Belahcen the magnet temperature, and the turbomachinery contributors the air-gap convection. First draft with Part III at month 16 after contract.</w:t>
+      </w:r>
+    </w:p>
+    <w:p>
+      <w:pPr>
+        <w:pStyle w:val="Heading3"/>
+      </w:pPr>
+      <w:r>
         <w:t>Janne Nerg</w:t>
       </w:r>
     </w:p>
@@ -931,7 +955,7 @@
         <w:jc w:val="both"/>
       </w:pPr>
       <w:r>
-        <w:t>Chapter 10, Thermal management and cooling architectures, is a chapter we have just added to the plan, and we would like you to lead it. The thermal problem inverts at high speed: the loss density rises while the surface that must reject it shrinks, and the rotor, which in a conventional machine is the easy side, sits behind a retaining sleeve that is a structural necessity and a thermal insulator. Yours would be 10.1 to 10.4, why the thermal problem inverts, the heat paths and thermal resistances with the air gap treated as a heat source rather than a resistance, the stator cooling architectures from water jackets through in-slot to direct winding cooling with the loss density each can sustain, and rotor cooling including the hollow shaft and the sleeve as a thermal barrier; 10.6, lumped-parameter thermal networks with their contact resistances and calibration, and the point at which conjugate heat transfer becomes necessary; 10.7, transient behaviour under overload and drive cycles, which is how mobile machines are actually rated; 10.9, thermal measurement and validation on a rotating rotor; and 10.10, the thermal design of the two running machines, jointly with us. Section 10.5, air-gap convection, is written by the turbomachinery contributors from the same flow model that produces the windage loss of section 9.8, with Juha Saari as the machine-side anchor, and Anouar Belahcen writes 10.8, magnet temperature and demagnetisation margin.</w:t>
+        <w:t>Chapter 10, Thermal management and cooling architectures, is a chapter we have added to the plan since the first outline. We would like you to write its modelling half: 10.6, lumped-parameter thermal networks with their contact resistances and calibration, and the point at which conjugate heat transfer becomes necessary; 10.7, transient behaviour under overload and drive cycles, which is how mobile machines are actually rated; 10.9, thermal measurement and validation on a rotating rotor; and 10.10, the thermal design of the two running machines, jointly with us. R. Wrobel writes the cooling architectures of 10.2 to 10.4, section 10.5, air-gap convection, comes from the turbomachinery contributors using the same flow model that produces the windage loss of section 9.8, and A. Belahcen writes 10.8, magnet temperature and demagnetisation margin.</w:t>
       </w:r>
     </w:p>
     <w:p>
@@ -939,7 +963,7 @@
         <w:jc w:val="both"/>
       </w:pPr>
       <w:r>
-        <w:t>Budget: about 21 pages and 13 figures of the chapter's 28 pages and 18 figures. Chapter owner [Hüseyin Canseven]; the loss chapter that feeds this one is led by Anouar Belahcen. First draft with Part III at month 16 after contract.</w:t>
+        <w:t>Budget: about 8 pages and 5 figures of the chapter's 28 pages and 18 figures. Chapter owner [Hüseyin Canseven]; the loss chapter that feeds this one is led by Anouar Belahcen. First draft with Part III at month 16 after contract.</w:t>
       </w:r>
     </w:p>
     <w:p>

--- a/chapter1/Contributor_Invitation.docx
+++ b/chapter1/Contributor_Invitation.docx
@@ -979,7 +979,7 @@
         <w:jc w:val="both"/>
       </w:pPr>
       <w:r>
-        <w:t>Chapter 11, The drive: converter interface and control at high fundamental frequency, is the chapter the book's argument rests on: the converter is presented throughout as the gatekeeper that decides which region of the design space a machine can reach at all. We would like you to lead it, writing the converter sections yourself: 11.1, modulation ratio and synchronous PWM; 11.3, silicon, SiC and GaN devices compared on switching-loss economics; 11.4, DC-link voltage, du/dt and output filters; 11.5, insulation under fast switching, including partial-discharge inception and Type II insulation systems; 11.6, bearing currents and their mitigation; 11.7, converter integration and EMC; and 11.11, the co-design of the two running machines with their converters, jointly with us. Lassi Aarniovuori writes 11.2 on current harmonics and rotor heating, and [Marko Hinkkanen / Olli Pyrhönen] the control sections 11.8 to 11.10.</w:t>
+        <w:t>Chapter 11, The drive: converter interface and control at high fundamental frequency, is the chapter the book's argument rests on: the converter is presented throughout as the gatekeeper that decides which region of the design space a machine can reach at all. We would like you to lead it, writing the converter sections yourself: 11.1, modulation ratio and synchronous PWM; 11.3, silicon, SiC and GaN devices compared on switching-loss economics; 11.4, DC-link voltage, du/dt and output filters; 11.5, insulation under fast switching, including partial-discharge inception and Type II insulation systems; 11.6, bearing currents and their mitigation; 11.7, converter integration and EMC; and 11.11, the co-design of the two running machines with their converters, jointly with us. Lassi Aarniovuori writes 11.2 on current harmonics and rotor heating, and Marko Hinkkanen the control sections 11.8 to 11.10.</w:t>
       </w:r>
     </w:p>
     <w:p>
@@ -1019,7 +1019,7 @@
         <w:pStyle w:val="Heading3"/>
       </w:pPr>
       <w:r>
-        <w:t>[Marko Hinkkanen / Olli Pyrhönen]</w:t>
+        <w:t>Marko Hinkkanen</w:t>
       </w:r>
     </w:p>
     <w:p>
@@ -1317,14 +1317,6 @@
       </w:pPr>
       <w:r>
         <w:t>Janne Nerg's invitation is now a chapter lead rather than one section; it should go early, because Chapter 10 is the newest part of the plan and the proposal names him as its lead.</w:t>
-      </w:r>
-    </w:p>
-    <w:p>
-      <w:pPr>
-        <w:pStyle w:val="ListBullet"/>
-      </w:pPr>
-      <w:r>
-        <w:t>One invitee chosen between Marko Hinkkanen and Olli Pyrhönen.</w:t>
       </w:r>
     </w:p>
     <w:p>
